--- a/partB/paper.docx
+++ b/partB/paper.docx
@@ -1639,13 +1639,58 @@
         <w:t xml:space="preserve">aio_write()</w:t>
       </w:r>
       <w:r>
-        <w:t xml:space="preserve"> </w:t>
-      </w:r>
-      <w:r>
-        <w:rPr>
-          <w:rFonts w:hint="eastAsia"/>
-        </w:rPr>
-        <w:t xml:space="preserve">等接口，但在</w:t>
+        <w:t xml:space="preserve">、</w:t>
+      </w:r>
+      <w:r>
+        <w:rPr>
+          <w:rStyle w:val="VerbatimChar"/>
+        </w:rPr>
+        <w:t xml:space="preserve">aio_error()</w:t>
+      </w:r>
+      <w:r>
+        <w:t xml:space="preserve"> </w:t>
+      </w:r>
+      <w:r>
+        <w:rPr>
+          <w:rFonts w:hint="eastAsia"/>
+        </w:rPr>
+        <w:t xml:space="preserve">和</w:t>
+      </w:r>
+      <w:r>
+        <w:t xml:space="preserve"> </w:t>
+      </w:r>
+      <w:r>
+        <w:rPr>
+          <w:rStyle w:val="VerbatimChar"/>
+        </w:rPr>
+        <w:t xml:space="preserve">aio_return()</w:t>
+      </w:r>
+      <w:r>
+        <w:t xml:space="preserve"> </w:t>
+      </w:r>
+      <w:r>
+        <w:rPr>
+          <w:rFonts w:hint="eastAsia"/>
+        </w:rPr>
+        <w:t xml:space="preserve">等接口。应用先构造</w:t>
+      </w:r>
+      <w:r>
+        <w:t xml:space="preserve"> </w:t>
+      </w:r>
+      <w:r>
+        <w:rPr>
+          <w:rStyle w:val="VerbatimChar"/>
+        </w:rPr>
+        <w:t xml:space="preserve">aiocb</w:t>
+      </w:r>
+      <w:r>
+        <w:t xml:space="preserve"> </w:t>
+      </w:r>
+      <w:r>
+        <w:rPr>
+          <w:rFonts w:hint="eastAsia"/>
+        </w:rPr>
+        <w:t xml:space="preserve">描述一次读写，再提交给内核；之后可以轮询状态，也可以通过信号通知获得完成事件。这个模型在接口层面比较清楚，但在</w:t>
       </w:r>
       <w:r>
         <w:t xml:space="preserve"> Linux </w:t>
@@ -1654,7 +1699,16 @@
         <w:rPr>
           <w:rFonts w:hint="eastAsia"/>
         </w:rPr>
-        <w:t xml:space="preserve">网络</w:t>
+        <w:t xml:space="preserve">实践中，POSIX</w:t>
+      </w:r>
+      <w:r>
+        <w:t xml:space="preserve"> AIO </w:t>
+      </w:r>
+      <w:r>
+        <w:rPr>
+          <w:rFonts w:hint="eastAsia"/>
+        </w:rPr>
+        <w:t xml:space="preserve">对普通文件和网络</w:t>
       </w:r>
       <w:r>
         <w:t xml:space="preserve"> I/O </w:t>
@@ -1663,7 +1717,15 @@
         <w:rPr>
           <w:rFonts w:hint="eastAsia"/>
         </w:rPr>
-        <w:t xml:space="preserve">实践中使用并不广泛。Linux</w:t>
+        <w:t xml:space="preserve">的支持、性能表现和可移植性都不算理想，因此高性能网络服务器中并不常把它作为首选方案。</w:t>
+      </w:r>
+    </w:p>
+    <w:p>
+      <w:pPr>
+        <w:pStyle w:val="BodyText"/>
+      </w:pPr>
+      <w:r>
+        <w:t xml:space="preserve">Linux</w:t>
       </w:r>
       <w:r>
         <w:t xml:space="preserve"> </w:t>
@@ -1681,7 +1743,76 @@
         <w:rPr>
           <w:rFonts w:hint="eastAsia"/>
         </w:rPr>
-        <w:t xml:space="preserve">通过共享环形队列提交和完成请求，减少系统调用次数并支持批量操作，在高性能存储和网络场景中有很强潜力。</w:t>
+        <w:t xml:space="preserve">是更现代的异步</w:t>
+      </w:r>
+      <w:r>
+        <w:t xml:space="preserve"> I/O </w:t>
+      </w:r>
+      <w:r>
+        <w:rPr>
+          <w:rFonts w:hint="eastAsia"/>
+        </w:rPr>
+        <w:t xml:space="preserve">接口。它在用户态和内核态之间共享两个环形队列：submission</w:t>
+      </w:r>
+      <w:r>
+        <w:t xml:space="preserve"> queue </w:t>
+      </w:r>
+      <w:r>
+        <w:rPr>
+          <w:rFonts w:hint="eastAsia"/>
+        </w:rPr>
+        <w:t xml:space="preserve">用来提交请求，completion</w:t>
+      </w:r>
+      <w:r>
+        <w:t xml:space="preserve"> queue </w:t>
+      </w:r>
+      <w:r>
+        <w:rPr>
+          <w:rFonts w:hint="eastAsia"/>
+        </w:rPr>
+        <w:t xml:space="preserve">用来回收完成事件。应用可以一次提交多项操作，也可以一次收割多个完成事件，从而减少系统调用次数。对于磁盘</w:t>
+      </w:r>
+      <w:r>
+        <w:t xml:space="preserve"> </w:t>
+      </w:r>
+      <w:r>
+        <w:rPr>
+          <w:rFonts w:hint="eastAsia"/>
+        </w:rPr>
+        <w:t xml:space="preserve">I/O、网络</w:t>
+      </w:r>
+      <w:r>
+        <w:t xml:space="preserve"> </w:t>
+      </w:r>
+      <w:r>
+        <w:rPr>
+          <w:rFonts w:hint="eastAsia"/>
+        </w:rPr>
+        <w:t xml:space="preserve">I/O、批量</w:t>
+      </w:r>
+      <w:r>
+        <w:t xml:space="preserve"> accept/read/write </w:t>
+      </w:r>
+      <w:r>
+        <w:rPr>
+          <w:rFonts w:hint="eastAsia"/>
+        </w:rPr>
+        <w:t xml:space="preserve">等场景，</w:t>
+      </w:r>
+      <w:r>
+        <w:rPr>
+          <w:rStyle w:val="VerbatimChar"/>
+        </w:rPr>
+        <w:t xml:space="preserve">io_uring</w:t>
+      </w:r>
+      <w:r>
+        <w:t xml:space="preserve"> </w:t>
+      </w:r>
+      <w:r>
+        <w:rPr>
+          <w:rFonts w:hint="eastAsia"/>
+        </w:rPr>
+        <w:t xml:space="preserve">的优势在于把“提交请求”和“等待完成”组织成更低开销的队列模型，也更容易做批处理。</w:t>
       </w:r>
     </w:p>
     <w:p>
@@ -1710,7 +1841,7 @@
         <w:rPr>
           <w:rFonts w:hint="eastAsia"/>
         </w:rPr>
-        <w:t xml:space="preserve">已就绪”，应用随后自己执行</w:t>
+        <w:t xml:space="preserve">已经可读或可写”，应用随后自己执行</w:t>
       </w:r>
       <w:r>
         <w:t xml:space="preserve"> </w:t>
@@ -1743,7 +1874,168 @@
         <w:rPr>
           <w:rFonts w:hint="eastAsia"/>
         </w:rPr>
-        <w:t xml:space="preserve">操作”，内核完成后通知“操作已完成”。</w:t>
+        <w:t xml:space="preserve">操作”，内核完成后通知“这次操作已经完成”。换句话说，</w:t>
+      </w:r>
+      <w:r>
+        <w:rPr>
+          <w:rStyle w:val="VerbatimChar"/>
+        </w:rPr>
+        <w:t xml:space="preserve">poll/epoll</w:t>
+      </w:r>
+      <w:r>
+        <w:t xml:space="preserve"> </w:t>
+      </w:r>
+      <w:r>
+        <w:rPr>
+          <w:rFonts w:hint="eastAsia"/>
+        </w:rPr>
+        <w:t xml:space="preserve">更像是在问内核“现在谁能做</w:t>
+      </w:r>
+      <w:r>
+        <w:t xml:space="preserve"> </w:t>
+      </w:r>
+      <w:r>
+        <w:rPr>
+          <w:rFonts w:hint="eastAsia"/>
+        </w:rPr>
+        <w:t xml:space="preserve">I/O”，而异步</w:t>
+      </w:r>
+      <w:r>
+        <w:t xml:space="preserve"> I/O </w:t>
+      </w:r>
+      <w:r>
+        <w:rPr>
+          <w:rFonts w:hint="eastAsia"/>
+        </w:rPr>
+        <w:t xml:space="preserve">更像是告诉内核“帮我做这次</w:t>
+      </w:r>
+      <w:r>
+        <w:t xml:space="preserve"> </w:t>
+      </w:r>
+      <w:r>
+        <w:rPr>
+          <w:rFonts w:hint="eastAsia"/>
+        </w:rPr>
+        <w:t xml:space="preserve">I/O，完成后再告诉我”。这个区别会影响服务器结构：多路复用服务器的事件循环里仍然有显式的读写逻辑；异步</w:t>
+      </w:r>
+      <w:r>
+        <w:t xml:space="preserve"> I/O </w:t>
+      </w:r>
+      <w:r>
+        <w:rPr>
+          <w:rFonts w:hint="eastAsia"/>
+        </w:rPr>
+        <w:t xml:space="preserve">服务器则需要围绕</w:t>
+      </w:r>
+      <w:r>
+        <w:t xml:space="preserve"> completion event </w:t>
+      </w:r>
+      <w:r>
+        <w:rPr>
+          <w:rFonts w:hint="eastAsia"/>
+        </w:rPr>
+        <w:t xml:space="preserve">组织状态机。</w:t>
+      </w:r>
+    </w:p>
+    <w:p>
+      <w:pPr>
+        <w:pStyle w:val="BodyText"/>
+      </w:pPr>
+      <w:r>
+        <w:rPr>
+          <w:rFonts w:hint="eastAsia"/>
+        </w:rPr>
+        <w:t xml:space="preserve">本文没有实现</w:t>
+      </w:r>
+      <w:r>
+        <w:t xml:space="preserve"> </w:t>
+      </w:r>
+      <w:r>
+        <w:rPr>
+          <w:rStyle w:val="VerbatimChar"/>
+        </w:rPr>
+        <w:t xml:space="preserve">io_uring_server</w:t>
+      </w:r>
+      <w:r>
+        <w:rPr>
+          <w:rFonts w:hint="eastAsia"/>
+        </w:rPr>
+        <w:t xml:space="preserve">。一方面是该项在</w:t>
+      </w:r>
+      <w:r>
+        <w:t xml:space="preserve"> Lab </w:t>
+      </w:r>
+      <w:r>
+        <w:rPr>
+          <w:rFonts w:hint="eastAsia"/>
+        </w:rPr>
+        <w:t xml:space="preserve">中属于可选加分项；另一方面，</w:t>
+      </w:r>
+      <w:r>
+        <w:rPr>
+          <w:rStyle w:val="VerbatimChar"/>
+        </w:rPr>
+        <w:t xml:space="preserve">io_uring</w:t>
+      </w:r>
+      <w:r>
+        <w:t xml:space="preserve"> </w:t>
+      </w:r>
+      <w:r>
+        <w:rPr>
+          <w:rFonts w:hint="eastAsia"/>
+        </w:rPr>
+        <w:t xml:space="preserve">的正确实现需要更完整的连接状态、缓冲区生命周期和错误处理设计，否则很容易得到一个能运行但不具备代表性的简化版本。因此本文把实验重点放在</w:t>
+      </w:r>
+      <w:r>
+        <w:t xml:space="preserve"> </w:t>
+      </w:r>
+      <w:r>
+        <w:rPr>
+          <w:rStyle w:val="VerbatimChar"/>
+        </w:rPr>
+        <w:t xml:space="preserve">poll</w:t>
+      </w:r>
+      <w:r>
+        <w:rPr>
+          <w:rFonts w:hint="eastAsia"/>
+        </w:rPr>
+        <w:t xml:space="preserve">、线程池和</w:t>
+      </w:r>
+      <w:r>
+        <w:t xml:space="preserve"> </w:t>
+      </w:r>
+      <w:r>
+        <w:rPr>
+          <w:rStyle w:val="VerbatimChar"/>
+        </w:rPr>
+        <w:t xml:space="preserve">epoll</w:t>
+      </w:r>
+      <w:r>
+        <w:t xml:space="preserve"> </w:t>
+      </w:r>
+      <w:r>
+        <w:rPr>
+          <w:rFonts w:hint="eastAsia"/>
+        </w:rPr>
+        <w:t xml:space="preserve">三个可直接对比的模型上，把</w:t>
+      </w:r>
+      <w:r>
+        <w:t xml:space="preserve"> </w:t>
+      </w:r>
+      <w:r>
+        <w:rPr>
+          <w:rStyle w:val="VerbatimChar"/>
+        </w:rPr>
+        <w:t xml:space="preserve">io_uring</w:t>
+      </w:r>
+      <w:r>
+        <w:t xml:space="preserve"> </w:t>
+      </w:r>
+      <w:r>
+        <w:rPr>
+          <w:rFonts w:hint="eastAsia"/>
+        </w:rPr>
+        <w:t xml:space="preserve">保留在原理讨论和后续改进方向中。</w:t>
       </w:r>
     </w:p>
     <w:bookmarkEnd w:id="26"/>
@@ -5317,7 +5609,7 @@
         <w:pStyle w:val="FirstParagraph"/>
       </w:pPr>
       <w:r>
-        <w:t xml:space="preserve">[1] W. Richard Stevens, Stephen A. Rago.</w:t>
+        <w:t xml:space="preserve">[1] W. R. Stevens and S. A. Rago,</w:t>
       </w:r>
       <w:r>
         <w:t xml:space="preserve"> </w:t>
@@ -5330,7 +5622,7 @@
         <w:t xml:space="preserve">Advanced Programming in the UNIX Environment</w:t>
       </w:r>
       <w:r>
-        <w:t xml:space="preserve">. Addison-Wesley.</w:t>
+        <w:t xml:space="preserve">, 3rd ed. Addison-Wesley, 2013.</w:t>
       </w:r>
     </w:p>
     <w:p>
@@ -5338,7 +5630,7 @@
         <w:pStyle w:val="BodyText"/>
       </w:pPr>
       <w:r>
-        <w:t xml:space="preserve">[2] W. Richard Stevens, Bill Fenner, Andrew M. Rudoff.</w:t>
+        <w:t xml:space="preserve">[2] W. R. Stevens, B. Fenner, and A. M. Rudoff,</w:t>
       </w:r>
       <w:r>
         <w:t xml:space="preserve"> </w:t>
@@ -5351,7 +5643,7 @@
         <w:t xml:space="preserve">UNIX Network Programming, Volume 1: The Sockets Networking API</w:t>
       </w:r>
       <w:r>
-        <w:t xml:space="preserve">. Addison-Wesley.</w:t>
+        <w:t xml:space="preserve">, 3rd ed. Addison-Wesley, 2003.</w:t>
       </w:r>
     </w:p>
     <w:p>
@@ -5359,37 +5651,19 @@
         <w:pStyle w:val="BodyText"/>
       </w:pPr>
       <w:r>
-        <w:t xml:space="preserve">[3] Linux man-pages project.</w:t>
-      </w:r>
-      <w:r>
-        <w:t xml:space="preserve"> </w:t>
-      </w:r>
-      <w:r>
-        <w:rPr>
-          <w:rStyle w:val="VerbatimChar"/>
-        </w:rPr>
-        <w:t xml:space="preserve">poll(2)</w:t>
-      </w:r>
-      <w:r>
-        <w:t xml:space="preserve"> </w:t>
-      </w:r>
-      <w:r>
-        <w:t xml:space="preserve">and</w:t>
-      </w:r>
-      <w:r>
-        <w:t xml:space="preserve"> </w:t>
-      </w:r>
-      <w:r>
-        <w:rPr>
-          <w:rStyle w:val="VerbatimChar"/>
-        </w:rPr>
-        <w:t xml:space="preserve">epoll(7)</w:t>
-      </w:r>
-      <w:r>
-        <w:t xml:space="preserve"> </w:t>
-      </w:r>
-      <w:r>
-        <w:t xml:space="preserve">manual pages.</w:t>
+        <w:t xml:space="preserve">[3] Linux man-pages project,</w:t>
+      </w:r>
+      <w:r>
+        <w:t xml:space="preserve"> </w:t>
+      </w:r>
+      <w:r>
+        <w:t xml:space="preserve">“poll(2) — Linux manual page.”</w:t>
+      </w:r>
+      <w:r>
+        <w:t xml:space="preserve"> </w:t>
+      </w:r>
+      <w:r>
+        <w:t xml:space="preserve">[Online]. Available: https://man7.org/linux/man-pages/man2/poll.2.html. Accessed: 2026-05-26.</w:t>
       </w:r>
     </w:p>
     <w:p>
@@ -5397,7 +5671,19 @@
         <w:pStyle w:val="BodyText"/>
       </w:pPr>
       <w:r>
-        <w:t xml:space="preserve">[4] Nginx Documentation. Nginx architecture and event processing model.</w:t>
+        <w:t xml:space="preserve">[4] Linux man-pages project,</w:t>
+      </w:r>
+      <w:r>
+        <w:t xml:space="preserve"> </w:t>
+      </w:r>
+      <w:r>
+        <w:t xml:space="preserve">“epoll(7) — Linux manual page.”</w:t>
+      </w:r>
+      <w:r>
+        <w:t xml:space="preserve"> </w:t>
+      </w:r>
+      <w:r>
+        <w:t xml:space="preserve">[Online]. Available: https://man7.org/linux/man-pages/man7/epoll.7.html. Accessed: 2026-05-26.</w:t>
       </w:r>
     </w:p>
     <w:p>
@@ -5405,7 +5691,39 @@
         <w:pStyle w:val="BodyText"/>
       </w:pPr>
       <w:r>
-        <w:t xml:space="preserve">[5] Redis Documentation. Redis event loop and networking implementation notes.</w:t>
+        <w:t xml:space="preserve">[5] Redis Documentation,</w:t>
+      </w:r>
+      <w:r>
+        <w:t xml:space="preserve"> </w:t>
+      </w:r>
+      <w:r>
+        <w:t xml:space="preserve">“Event library.”</w:t>
+      </w:r>
+      <w:r>
+        <w:t xml:space="preserve"> </w:t>
+      </w:r>
+      <w:r>
+        <w:t xml:space="preserve">[Online]. Available: https://redis.io/docs/latest/operate/oss_and_stack/reference/internals/internals-rediseventlib/. Accessed: 2026-05-26.</w:t>
+      </w:r>
+    </w:p>
+    <w:p>
+      <w:pPr>
+        <w:pStyle w:val="BodyText"/>
+      </w:pPr>
+      <w:r>
+        <w:t xml:space="preserve">[6] Nginx, Inc.,</w:t>
+      </w:r>
+      <w:r>
+        <w:t xml:space="preserve"> </w:t>
+      </w:r>
+      <w:r>
+        <w:t xml:space="preserve">“Nginx documentation.”</w:t>
+      </w:r>
+      <w:r>
+        <w:t xml:space="preserve"> </w:t>
+      </w:r>
+      <w:r>
+        <w:t xml:space="preserve">[Online]. Available: https://nginx.org/en/docs/. Accessed: 2026-05-26.</w:t>
       </w:r>
     </w:p>
     <w:bookmarkEnd w:id="57"/>
